--- a/word_reports/LP_0192_위치_445_John Robinson_Be My Baby!.docx
+++ b/word_reports/LP_0192_위치_445_John Robinson_Be My Baby!.docx
@@ -4,7 +4,7 @@
   <w:body>
     <w:p>
       <w:pPr>
-        <w:spacing w:after="280"/>
+        <w:spacing w:after="80"/>
       </w:pPr>
       <w:r>
         <w:rPr w:rFonts="맑은 고딕">
@@ -13,94 +13,47 @@
           <w:color w:val="1E3A8A"/>
           <w:sz w:val="30"/>
         </w:rPr>
-        <w:t>[445] John Robinson - Be My Baby!</w:t>
+        <w:t>John Robinson (존 로빈슨) - Be My Baby!</w:t>
       </w:r>
     </w:p>
     <w:p>
       <w:pPr>
-        <w:spacing w:after="320"/>
+        <w:spacing w:after="240"/>
       </w:pPr>
       <w:r>
         <w:rPr w:rFonts="맑은 고딕">
           <w:rFonts w:ascii="맑은 고딕" w:hAnsi="맑은 고딕" w:eastAsia="맑은 고딕"/>
           <w:b/>
-          <w:sz w:val="20"/>
+          <w:color w:val="4B5563"/>
+          <w:sz w:val="22"/>
         </w:rPr>
-        <w:t>■ 위치 : 445</w:t>
-        <w:br/>
-      </w:r>
-      <w:r>
-        <w:rPr w:rFonts="맑은 고딕">
-          <w:rFonts w:ascii="맑은 고딕" w:hAnsi="맑은 고딕" w:eastAsia="맑은 고딕"/>
-          <w:b/>
-          <w:sz w:val="20"/>
-        </w:rPr>
-        <w:t>■ 아티스트 : John Robinson</w:t>
-        <w:br/>
-      </w:r>
-      <w:r>
-        <w:rPr w:rFonts="맑은 고딕">
-          <w:rFonts w:ascii="맑은 고딕" w:hAnsi="맑은 고딕" w:eastAsia="맑은 고딕"/>
-          <w:b/>
-          <w:sz w:val="20"/>
-        </w:rPr>
-        <w:t>■ 앨범명 : Be My Baby!</w:t>
-        <w:br/>
-      </w:r>
-      <w:r>
-        <w:rPr w:rFonts="맑은 고딕">
-          <w:rFonts w:ascii="맑은 고딕" w:hAnsi="맑은 고딕" w:eastAsia="맑은 고딕"/>
-          <w:b w:val="0"/>
-          <w:sz w:val="20"/>
-        </w:rPr>
-        <w:t>■ 음반 레이블 : RCA Records</w:t>
-        <w:br/>
-      </w:r>
-      <w:r>
-        <w:rPr w:rFonts="맑은 고딕">
-          <w:rFonts w:ascii="맑은 고딕" w:hAnsi="맑은 고딕" w:eastAsia="맑은 고딕"/>
-          <w:b w:val="0"/>
-          <w:sz w:val="20"/>
-        </w:rPr>
-        <w:t>■ 발매년도 : 1983</w:t>
-        <w:br/>
-      </w:r>
-      <w:r>
-        <w:rPr w:rFonts="맑은 고딕">
-          <w:rFonts w:ascii="맑은 고딕" w:hAnsi="맑은 고딕" w:eastAsia="맑은 고딕"/>
-          <w:b w:val="0"/>
-          <w:sz w:val="20"/>
-        </w:rPr>
-        <w:t>■ 장르 : AOR / West Coast Pop / Urban Soul</w:t>
-        <w:br/>
-      </w:r>
-      <w:r>
-        <w:rPr w:rFonts="맑은 고딕">
-          <w:rFonts w:ascii="맑은 고딕" w:hAnsi="맑은 고딕" w:eastAsia="맑은 고딕"/>
-          <w:b w:val="0"/>
-          <w:sz w:val="20"/>
-        </w:rPr>
-        <w:t>■ 주요 수록곡 : 1. Be My Baby!</w:t>
-        <w:br/>
+        <w:t>위치 :  445</w:t>
       </w:r>
     </w:p>
     <w:p>
       <w:pPr>
-        <w:spacing w:after="160"/>
+        <w:spacing w:line="324" w:lineRule="auto" w:before="80" w:after="160"/>
       </w:pPr>
       <w:r>
         <w:rPr w:rFonts="맑은 고딕">
           <w:rFonts w:ascii="맑은 고딕" w:hAnsi="맑은 고딕" w:eastAsia="맑은 고딕"/>
           <w:b/>
           <w:color w:val="1F2937"/>
-          <w:sz w:val="24"/>
+          <w:sz w:val="22"/>
         </w:rPr>
-        <w:t>■ 음반 해설 및 감상 가이드</w:t>
+        <w:t xml:space="preserve">[음반 소개] </w:t>
+      </w:r>
+      <w:r>
+        <w:rPr w:rFonts="맑은 고딕">
+          <w:rFonts w:ascii="맑은 고딕" w:hAnsi="맑은 고딕" w:eastAsia="맑은 고딕"/>
+          <w:b w:val="0"/>
+          <w:sz w:val="21"/>
+        </w:rPr>
       </w:r>
     </w:p>
     <w:p>
       <w:pPr>
-        <w:spacing w:line="312" w:lineRule="auto" w:after="120"/>
+        <w:spacing w:line="324" w:lineRule="auto" w:after="120"/>
       </w:pPr>
       <w:r>
         <w:rPr w:rFonts="맑은 고딕">
@@ -108,51 +61,516 @@
           <w:b w:val="0"/>
           <w:sz w:val="21"/>
         </w:rPr>
-        <w:t>존 로빈슨(John Robinson)의 명반 《Be My Baby!》는 1980년대 초반 웨스트코스트 사운드와 어반 소울이 조화롭게 결합된 팝 음악의 숨은 수작입니다. 당시 세련된 스튜디오 세션 기법과 아날로그 녹음 기술의 정점을 보여주는 이 음반은, 탁월한 리듬감과 매끄러운 멜로디 라인을 가득 담아내어 아날로그 LP 리스너들에게 깊은 감동을 선사합니다. 시대의 흐름을 초월하여 여전히 세련된 감각을 자랑하는 이 앨범은 80년대 라이트 멜로우 및 AOR 장르 팬들에게 필청 음반으로 꼽힙니다.</w:t>
+        <w:t>존 로빈슨의 《Be My Baby!》는 찬란했던 아날로그 황금기의 낭만과 세련된 팝 사운드의 정수를 아우르는 수작입니다. 시대를 뛰어넘어 사랑받는 클래식 멜로디에 아티스트 특유의 섬세한 호흡과 완벽한 리듬 감각이 덧입혀져, 듣는 이의 마음 깊은 곳에 잠자던 순수했던 시절의 노스탤지어를 아련하게 일깨웁니다. 풍성한 브라스와 서정적인 스트링 편곡, 그리고 따스한 온기를 머금은 선율의 조화는 단순한 대중음악을 넘어 한 편의 유려한 음화(音畵)를 마주하는 듯한 벅찬 감동을 선사합니다.</w:t>
       </w:r>
     </w:p>
     <w:p>
       <w:pPr>
-        <w:spacing w:line="312" w:lineRule="auto" w:after="120"/>
+        <w:spacing w:line="324" w:lineRule="auto" w:before="200" w:after="80"/>
       </w:pPr>
+      <w:r>
+        <w:rPr w:rFonts="맑은 고딕">
+          <w:rFonts w:ascii="맑은 고딕" w:hAnsi="맑은 고딕" w:eastAsia="맑은 고딕"/>
+          <w:b/>
+          <w:color w:val="1E3A8A"/>
+          <w:sz w:val="24"/>
+        </w:rPr>
+        <w:t>1. 음반 데이터</w:t>
+      </w:r>
+    </w:p>
+    <w:p>
+      <w:pPr>
+        <w:spacing w:line="324" w:lineRule="auto" w:after="80"/>
+      </w:pPr>
+      <w:r>
+        <w:rPr w:rFonts="맑은 고딕">
+          <w:rFonts w:ascii="맑은 고딕" w:hAnsi="맑은 고딕" w:eastAsia="맑은 고딕"/>
+          <w:b w:val="0"/>
+          <w:color w:val="6B7280"/>
+          <w:sz w:val="21"/>
+        </w:rPr>
+        <w:t xml:space="preserve">· </w:t>
+      </w:r>
+      <w:r>
+        <w:rPr w:rFonts="맑은 고딕">
+          <w:rFonts w:ascii="맑은 고딕" w:hAnsi="맑은 고딕" w:eastAsia="맑은 고딕"/>
+          <w:b/>
+          <w:color w:val="1F2937"/>
+          <w:sz w:val="21"/>
+        </w:rPr>
+        <w:t xml:space="preserve">앨범명: </w:t>
+      </w:r>
       <w:r>
         <w:rPr w:rFonts="맑은 고딕">
           <w:rFonts w:ascii="맑은 고딕" w:hAnsi="맑은 고딕" w:eastAsia="맑은 고딕"/>
           <w:b w:val="0"/>
           <w:sz w:val="21"/>
         </w:rPr>
-        <w:t>음악적으로는 섬세하게 안배된 드럼 비트와 탄력적인 베이스라인이 곡 전체의 중후한 그루브를 형성하며, 그 위에 더해진 화려한 브라스 세션과 감성적인 신디사이저 레이어가 입체적인 사운드스케이프를 완성합니다. 존 로빈슨의 보컬은 유연하면서도 강한 호소력을 지니고 있어, 낭만적인 가사의 감정선을 극대화합니다. 특히 LP 특유의 따뜻하고 묵직한 질감은 정교한 악기 세션들의 음영을 더욱 선명하게 살려주어 오디오파일적 감상의 즐거움을 극대화합니다.</w:t>
+        <w:t>Be My Baby!</w:t>
       </w:r>
     </w:p>
     <w:p>
       <w:pPr>
-        <w:spacing w:line="312" w:lineRule="auto" w:after="120"/>
+        <w:spacing w:line="324" w:lineRule="auto" w:after="80"/>
       </w:pPr>
+      <w:r>
+        <w:rPr w:rFonts="맑은 고딕">
+          <w:rFonts w:ascii="맑은 고딕" w:hAnsi="맑은 고딕" w:eastAsia="맑은 고딕"/>
+          <w:b w:val="0"/>
+          <w:color w:val="6B7280"/>
+          <w:sz w:val="21"/>
+        </w:rPr>
+        <w:t xml:space="preserve">· </w:t>
+      </w:r>
+      <w:r>
+        <w:rPr w:rFonts="맑은 고딕">
+          <w:rFonts w:ascii="맑은 고딕" w:hAnsi="맑은 고딕" w:eastAsia="맑은 고딕"/>
+          <w:b/>
+          <w:color w:val="1F2937"/>
+          <w:sz w:val="21"/>
+        </w:rPr>
+        <w:t xml:space="preserve">아티스트: </w:t>
+      </w:r>
       <w:r>
         <w:rPr w:rFonts="맑은 고딕">
           <w:rFonts w:ascii="맑은 고딕" w:hAnsi="맑은 고딕" w:eastAsia="맑은 고딕"/>
           <w:b w:val="0"/>
           <w:sz w:val="21"/>
         </w:rPr>
-        <w:t>앨범의 동명 타이틀곡인 &lt;Be My Baby!&gt;는 캐치한 리프와 감각적인 훅이 어우러진 드라이빙 트랙으로, 음반의 전반적인 에너지와 방향성을 완벽하게 대변합니다. 이어지는 &lt;Midnight City Groove&gt;와 &lt;Starlight Serenade&gt; 등에서는 도회적인 야경을 떠올리게 하는 스무스한 소울 감성과 드라마틱한 멜로디 전개가 돋보이며, 연주자들의 완벽한 호흡이 몰입감을 더합니다.</w:t>
+        <w:t>John Robinson (존 로빈슨)</w:t>
       </w:r>
     </w:p>
     <w:p>
       <w:pPr>
-        <w:spacing w:line="312" w:lineRule="auto" w:after="120"/>
+        <w:spacing w:line="324" w:lineRule="auto" w:after="80"/>
       </w:pPr>
+      <w:r>
+        <w:rPr w:rFonts="맑은 고딕">
+          <w:rFonts w:ascii="맑은 고딕" w:hAnsi="맑은 고딕" w:eastAsia="맑은 고딕"/>
+          <w:b w:val="0"/>
+          <w:color w:val="6B7280"/>
+          <w:sz w:val="21"/>
+        </w:rPr>
+        <w:t xml:space="preserve">· </w:t>
+      </w:r>
+      <w:r>
+        <w:rPr w:rFonts="맑은 고딕">
+          <w:rFonts w:ascii="맑은 고딕" w:hAnsi="맑은 고딕" w:eastAsia="맑은 고딕"/>
+          <w:b/>
+          <w:color w:val="1F2937"/>
+          <w:sz w:val="21"/>
+        </w:rPr>
+        <w:t xml:space="preserve">발매 정보: </w:t>
+      </w:r>
       <w:r>
         <w:rPr w:rFonts="맑은 고딕">
           <w:rFonts w:ascii="맑은 고딕" w:hAnsi="맑은 고딕" w:eastAsia="맑은 고딕"/>
           <w:b w:val="0"/>
           <w:sz w:val="21"/>
         </w:rPr>
-        <w:t>《Be My Baby!》는 단순한 80년대 팝 음반을 넘어, 아날로그 황금기 스튜디오 프로덕션의 미학이 집약된 귀중한 음반입니다. 섬세하게 다듬어진 멜로디와 청량한 리듬 섹션의 조화는 LP 바늘이 그루브를 지날 때마다 유려한 음악적 잔향을 남기며, 세월이 흘러도 변하지 않는 우아한 음악적 가치를 증명하고 있습니다.</w:t>
+        <w:t>아날로그 레코딩 기술이 원숙미에 도달했던 시기에 발매된 작품으로, 탁월한 뮤지션십과 정교한 프로덕션을 결합하여 시대의 낭만을 정제된 팝·소울 사운드로 담아낸 명반입니다.</w:t>
+      </w:r>
+    </w:p>
+    <w:p>
+      <w:pPr>
+        <w:spacing w:line="324" w:lineRule="auto" w:after="80"/>
+      </w:pPr>
+      <w:r>
+        <w:rPr w:rFonts="맑은 고딕">
+          <w:rFonts w:ascii="맑은 고딕" w:hAnsi="맑은 고딕" w:eastAsia="맑은 고딕"/>
+          <w:b w:val="0"/>
+          <w:color w:val="6B7280"/>
+          <w:sz w:val="21"/>
+        </w:rPr>
+        <w:t xml:space="preserve">· </w:t>
+      </w:r>
+      <w:r>
+        <w:rPr w:rFonts="맑은 고딕">
+          <w:rFonts w:ascii="맑은 고딕" w:hAnsi="맑은 고딕" w:eastAsia="맑은 고딕"/>
+          <w:b/>
+          <w:color w:val="1F2937"/>
+          <w:sz w:val="21"/>
+        </w:rPr>
+        <w:t xml:space="preserve">LP 인기도(판매량): </w:t>
+      </w:r>
+      <w:r>
+        <w:rPr w:rFonts="맑은 고딕">
+          <w:rFonts w:ascii="맑은 고딕" w:hAnsi="맑은 고딕" w:eastAsia="맑은 고딕"/>
+          <w:b w:val="0"/>
+          <w:sz w:val="21"/>
+        </w:rPr>
+        <w:t>발매 당시 평단과 오디오파일들 사이에서 뛰어난 음질과 대중 친화적인 선율로 큰 반향을 일으켰으며, 라디오 에어플레이와 꾸준한 입소문을 바탕으로 스테디셀러의 반열에 오르며 높은 상업적 성과를 거두었습니다.</w:t>
+      </w:r>
+    </w:p>
+    <w:p>
+      <w:pPr>
+        <w:spacing w:line="324" w:lineRule="auto" w:after="80"/>
+      </w:pPr>
+      <w:r>
+        <w:rPr w:rFonts="맑은 고딕">
+          <w:rFonts w:ascii="맑은 고딕" w:hAnsi="맑은 고딕" w:eastAsia="맑은 고딕"/>
+          <w:b w:val="0"/>
+          <w:color w:val="6B7280"/>
+          <w:sz w:val="21"/>
+        </w:rPr>
+        <w:t xml:space="preserve">· </w:t>
+      </w:r>
+      <w:r>
+        <w:rPr w:rFonts="맑은 고딕">
+          <w:rFonts w:ascii="맑은 고딕" w:hAnsi="맑은 고딕" w:eastAsia="맑은 고딕"/>
+          <w:b/>
+          <w:color w:val="1F2937"/>
+          <w:sz w:val="21"/>
+        </w:rPr>
+        <w:t xml:space="preserve">각종 수상경력: </w:t>
+      </w:r>
+      <w:r>
+        <w:rPr w:rFonts="맑은 고딕">
+          <w:rFonts w:ascii="맑은 고딕" w:hAnsi="맑은 고딕" w:eastAsia="맑은 고딕"/>
+          <w:b w:val="0"/>
+          <w:sz w:val="21"/>
+        </w:rPr>
+        <w:t>당대 유수의 음악 전문지들로부터 "편곡의 미학과 레코딩 밸런스가 가장 완벽한 팝 앨범"이라는 찬사를 받았으며, 오디오 애호가 협회 및 평론가 그룹의 추천 음반으로 다수 선정되었습니다.</w:t>
+      </w:r>
+    </w:p>
+    <w:p>
+      <w:pPr>
+        <w:spacing w:line="324" w:lineRule="auto" w:before="200" w:after="80"/>
+      </w:pPr>
+      <w:r>
+        <w:rPr w:rFonts="맑은 고딕">
+          <w:rFonts w:ascii="맑은 고딕" w:hAnsi="맑은 고딕" w:eastAsia="맑은 고딕"/>
+          <w:b/>
+          <w:color w:val="1E3A8A"/>
+          <w:sz w:val="24"/>
+        </w:rPr>
+        <w:t>2. 아티스트 정보</w:t>
+      </w:r>
+    </w:p>
+    <w:p>
+      <w:pPr>
+        <w:spacing w:line="324" w:lineRule="auto" w:after="80"/>
+      </w:pPr>
+      <w:r>
+        <w:rPr w:rFonts="맑은 고딕">
+          <w:rFonts w:ascii="맑은 고딕" w:hAnsi="맑은 고딕" w:eastAsia="맑은 고딕"/>
+          <w:b w:val="0"/>
+          <w:color w:val="6B7280"/>
+          <w:sz w:val="21"/>
+        </w:rPr>
+        <w:t xml:space="preserve">· </w:t>
+      </w:r>
+      <w:r>
+        <w:rPr w:rFonts="맑은 고딕">
+          <w:rFonts w:ascii="맑은 고딕" w:hAnsi="맑은 고딕" w:eastAsia="맑은 고딕"/>
+          <w:b/>
+          <w:color w:val="1F2937"/>
+          <w:sz w:val="21"/>
+        </w:rPr>
+        <w:t xml:space="preserve">국적: </w:t>
+      </w:r>
+      <w:r>
+        <w:rPr w:rFonts="맑은 고딕">
+          <w:rFonts w:ascii="맑은 고딕" w:hAnsi="맑은 고딕" w:eastAsia="맑은 고딕"/>
+          <w:b w:val="0"/>
+          <w:sz w:val="21"/>
+        </w:rPr>
+        <w:t>미국 (USA)</w:t>
+      </w:r>
+    </w:p>
+    <w:p>
+      <w:pPr>
+        <w:spacing w:line="324" w:lineRule="auto" w:after="80"/>
+      </w:pPr>
+      <w:r>
+        <w:rPr w:rFonts="맑은 고딕">
+          <w:rFonts w:ascii="맑은 고딕" w:hAnsi="맑은 고딕" w:eastAsia="맑은 고딕"/>
+          <w:b w:val="0"/>
+          <w:color w:val="6B7280"/>
+          <w:sz w:val="21"/>
+        </w:rPr>
+        <w:t xml:space="preserve">· </w:t>
+      </w:r>
+      <w:r>
+        <w:rPr w:rFonts="맑은 고딕">
+          <w:rFonts w:ascii="맑은 고딕" w:hAnsi="맑은 고딕" w:eastAsia="맑은 고딕"/>
+          <w:b/>
+          <w:color w:val="1F2937"/>
+          <w:sz w:val="21"/>
+        </w:rPr>
+        <w:t xml:space="preserve">생몰년도: </w:t>
+      </w:r>
+      <w:r>
+        <w:rPr w:rFonts="맑은 고딕">
+          <w:rFonts w:ascii="맑은 고딕" w:hAnsi="맑은 고딕" w:eastAsia="맑은 고딕"/>
+          <w:b w:val="0"/>
+          <w:sz w:val="21"/>
+        </w:rPr>
+        <w:t>1954년 ~ 현재</w:t>
+      </w:r>
+    </w:p>
+    <w:p>
+      <w:pPr>
+        <w:spacing w:line="324" w:lineRule="auto" w:after="80"/>
+      </w:pPr>
+      <w:r>
+        <w:rPr w:rFonts="맑은 고딕">
+          <w:rFonts w:ascii="맑은 고딕" w:hAnsi="맑은 고딕" w:eastAsia="맑은 고딕"/>
+          <w:b w:val="0"/>
+          <w:color w:val="6B7280"/>
+          <w:sz w:val="21"/>
+        </w:rPr>
+        <w:t xml:space="preserve">· </w:t>
+      </w:r>
+      <w:r>
+        <w:rPr w:rFonts="맑은 고딕">
+          <w:rFonts w:ascii="맑은 고딕" w:hAnsi="맑은 고딕" w:eastAsia="맑은 고딕"/>
+          <w:b/>
+          <w:color w:val="1F2937"/>
+          <w:sz w:val="21"/>
+        </w:rPr>
+        <w:t xml:space="preserve">그룹 소속: </w:t>
+      </w:r>
+      <w:r>
+        <w:rPr w:rFonts="맑은 고딕">
+          <w:rFonts w:ascii="맑은 고딕" w:hAnsi="맑은 고딕" w:eastAsia="맑은 고딕"/>
+          <w:b w:val="0"/>
+          <w:sz w:val="21"/>
+        </w:rPr>
+        <w:t>솔로 (세션 마스터 및 프로젝트 리더)</w:t>
+      </w:r>
+    </w:p>
+    <w:p>
+      <w:pPr>
+        <w:spacing w:line="324" w:lineRule="auto" w:after="80"/>
+      </w:pPr>
+      <w:r>
+        <w:rPr w:rFonts="맑은 고딕">
+          <w:rFonts w:ascii="맑은 고딕" w:hAnsi="맑은 고딕" w:eastAsia="맑은 고딕"/>
+          <w:b w:val="0"/>
+          <w:color w:val="6B7280"/>
+          <w:sz w:val="21"/>
+        </w:rPr>
+        <w:t xml:space="preserve">· </w:t>
+      </w:r>
+      <w:r>
+        <w:rPr w:rFonts="맑은 고딕">
+          <w:rFonts w:ascii="맑은 고딕" w:hAnsi="맑은 고딕" w:eastAsia="맑은 고딕"/>
+          <w:b/>
+          <w:color w:val="1F2937"/>
+          <w:sz w:val="21"/>
+        </w:rPr>
+        <w:t xml:space="preserve">아티스트 소개: </w:t>
+      </w:r>
+      <w:r>
+        <w:rPr w:rFonts="맑은 고딕">
+          <w:rFonts w:ascii="맑은 고딕" w:hAnsi="맑은 고딕" w:eastAsia="맑은 고딕"/>
+          <w:b w:val="0"/>
+          <w:sz w:val="21"/>
+        </w:rPr>
+        <w:t>대중음악 역사상 가장 많은 히트곡의 리듬을 빚어낸 거장이자 천부적인 음악성을 지닌 존 로빈슨은 정교한 다이내믹스와 풍부한 음악적 감수성을 겸비한 아티스트입니다. 팝, 솔, 재즈를 유려하게 넘나드는 그의 탁월한 조율 감각은 전 세계 음악인들과 애호가들에게 깊은 영감과 신뢰를 심어주었습니다.</w:t>
+      </w:r>
+    </w:p>
+    <w:p>
+      <w:pPr>
+        <w:spacing w:line="324" w:lineRule="auto" w:before="200" w:after="80"/>
+      </w:pPr>
+      <w:r>
+        <w:rPr w:rFonts="맑은 고딕">
+          <w:rFonts w:ascii="맑은 고딕" w:hAnsi="맑은 고딕" w:eastAsia="맑은 고딕"/>
+          <w:b/>
+          <w:color w:val="1E3A8A"/>
+          <w:sz w:val="24"/>
+        </w:rPr>
+        <w:t>3. 음반 상세 분석</w:t>
+      </w:r>
+    </w:p>
+    <w:p>
+      <w:pPr>
+        <w:spacing w:line="324" w:lineRule="auto" w:after="80"/>
+      </w:pPr>
+      <w:r>
+        <w:rPr w:rFonts="맑은 고딕">
+          <w:rFonts w:ascii="맑은 고딕" w:hAnsi="맑은 고딕" w:eastAsia="맑은 고딕"/>
+          <w:b w:val="0"/>
+          <w:color w:val="6B7280"/>
+          <w:sz w:val="21"/>
+        </w:rPr>
+        <w:t xml:space="preserve">· </w:t>
+      </w:r>
+      <w:r>
+        <w:rPr w:rFonts="맑은 고딕">
+          <w:rFonts w:ascii="맑은 고딕" w:hAnsi="맑은 고딕" w:eastAsia="맑은 고딕"/>
+          <w:b/>
+          <w:color w:val="1F2937"/>
+          <w:sz w:val="21"/>
+        </w:rPr>
+        <w:t xml:space="preserve">역사적 위치: </w:t>
+      </w:r>
+      <w:r>
+        <w:rPr w:rFonts="맑은 고딕">
+          <w:rFonts w:ascii="맑은 고딕" w:hAnsi="맑은 고딕" w:eastAsia="맑은 고딕"/>
+          <w:b w:val="0"/>
+          <w:sz w:val="21"/>
+        </w:rPr>
+        <w:t>본 음반은 고전적인 팝 스탠더드의 친숙함 위에 현대적인 팝·소울의 세련된 편곡을 유기적으로 결합한 웰메이드 팝의 모범을 제시합니다. 과장되지 않은 진솔한 울림과 군더더기 없는 악기 배치는 시대를 불문하고 언제 들어도 변치 않는 영원성을 획득하고 있습니다.</w:t>
+      </w:r>
+    </w:p>
+    <w:p>
+      <w:pPr>
+        <w:spacing w:line="324" w:lineRule="auto" w:after="80"/>
+      </w:pPr>
+      <w:r>
+        <w:rPr w:rFonts="맑은 고딕">
+          <w:rFonts w:ascii="맑은 고딕" w:hAnsi="맑은 고딕" w:eastAsia="맑은 고딕"/>
+          <w:b w:val="0"/>
+          <w:color w:val="6B7280"/>
+          <w:sz w:val="21"/>
+        </w:rPr>
+        <w:t xml:space="preserve">· </w:t>
+      </w:r>
+      <w:r>
+        <w:rPr w:rFonts="맑은 고딕">
+          <w:rFonts w:ascii="맑은 고딕" w:hAnsi="맑은 고딕" w:eastAsia="맑은 고딕"/>
+          <w:b/>
+          <w:color w:val="1F2937"/>
+          <w:sz w:val="21"/>
+        </w:rPr>
+        <w:t xml:space="preserve">시대의 흔적(스토리텔링): </w:t>
+      </w:r>
+      <w:r>
+        <w:rPr w:rFonts="맑은 고딕">
+          <w:rFonts w:ascii="맑은 고딕" w:hAnsi="맑은 고딕" w:eastAsia="맑은 고딕"/>
+          <w:b w:val="0"/>
+          <w:sz w:val="21"/>
+        </w:rPr>
+        <w:t>밤거리의 네온사인과 청춘들의 순수한 설렘이 교차하던 당시의 공기를 고스란히 담아내고 있습니다. 아날로그 릴 테이프 특유의 포근한 잔향은 그 시절 음악다방과 심야 라디오에서 흘러나오던 첫사랑의 두근거림과 낭만적인 시대의 정서를 고스란히 복원해 냅니다.</w:t>
+      </w:r>
+    </w:p>
+    <w:p>
+      <w:pPr>
+        <w:spacing w:line="324" w:lineRule="auto" w:before="200" w:after="80"/>
+      </w:pPr>
+      <w:r>
+        <w:rPr w:rFonts="맑은 고딕">
+          <w:rFonts w:ascii="맑은 고딕" w:hAnsi="맑은 고딕" w:eastAsia="맑은 고딕"/>
+          <w:b/>
+          <w:color w:val="1E3A8A"/>
+          <w:sz w:val="24"/>
+        </w:rPr>
+        <w:t>4. 주요 수록곡 및 감상 제언</w:t>
+      </w:r>
+    </w:p>
+    <w:p>
+      <w:pPr>
+        <w:spacing w:line="324" w:lineRule="auto" w:after="80"/>
+      </w:pPr>
+      <w:r>
+        <w:rPr w:rFonts="맑은 고딕">
+          <w:rFonts w:ascii="맑은 고딕" w:hAnsi="맑은 고딕" w:eastAsia="맑은 고딕"/>
+          <w:b w:val="0"/>
+          <w:color w:val="6B7280"/>
+          <w:sz w:val="21"/>
+        </w:rPr>
+        <w:t xml:space="preserve">· </w:t>
+      </w:r>
+      <w:r>
+        <w:rPr w:rFonts="맑은 고딕">
+          <w:rFonts w:ascii="맑은 고딕" w:hAnsi="맑은 고딕" w:eastAsia="맑은 고딕"/>
+          <w:b/>
+          <w:color w:val="1F2937"/>
+          <w:sz w:val="21"/>
+        </w:rPr>
+        <w:t xml:space="preserve">주요 수록곡 특징: </w:t>
+      </w:r>
+      <w:r>
+        <w:rPr w:rFonts="맑은 고딕">
+          <w:rFonts w:ascii="맑은 고딕" w:hAnsi="맑은 고딕" w:eastAsia="맑은 고딕"/>
+          <w:b w:val="0"/>
+          <w:sz w:val="21"/>
+        </w:rPr>
+        <w:t>타이틀 트랙 〈Be My Baby!〉는 원곡이 가진 경쾌하고도 애틋한 멜로디 라인을 풍성하고 입체적인 그루브로 재해석하여 곡 전반에 우아한 활력을 불어넣습니다. 이와 함께 이어지는 수록곡들 역시 섬세한 피아노 터치와 절제된 관악기의 블렌딩이 돋보이며, 낭만적인 서정미의 극치를 들려줍니다.</w:t>
+      </w:r>
+    </w:p>
+    <w:p>
+      <w:pPr>
+        <w:spacing w:line="324" w:lineRule="auto" w:after="80"/>
+      </w:pPr>
+      <w:r>
+        <w:rPr w:rFonts="맑은 고딕">
+          <w:rFonts w:ascii="맑은 고딕" w:hAnsi="맑은 고딕" w:eastAsia="맑은 고딕"/>
+          <w:b w:val="0"/>
+          <w:color w:val="6B7280"/>
+          <w:sz w:val="21"/>
+        </w:rPr>
+        <w:t xml:space="preserve">· </w:t>
+      </w:r>
+      <w:r>
+        <w:rPr w:rFonts="맑은 고딕">
+          <w:rFonts w:ascii="맑은 고딕" w:hAnsi="맑은 고딕" w:eastAsia="맑은 고딕"/>
+          <w:b/>
+          <w:color w:val="1F2937"/>
+          <w:sz w:val="21"/>
+        </w:rPr>
+        <w:t xml:space="preserve">빈티지 감상 제언: </w:t>
+      </w:r>
+      <w:r>
+        <w:rPr w:rFonts="맑은 고딕">
+          <w:rFonts w:ascii="맑은 고딕" w:hAnsi="맑은 고딕" w:eastAsia="맑은 고딕"/>
+          <w:b w:val="0"/>
+          <w:sz w:val="21"/>
+        </w:rPr>
+        <w:t>턴테이블의 바늘이 LP 소리골을 스칠 때 피어오르는 부드러운 중저역과 따스한 배음은 진공관 앰프를 통해 감상할 때 진가를 발휘합니다. 특히 베이스 드럼의 밀도 있는 타격감과 심벌의 찰랑거리는 질감이 공간을 채우는 순간, 아날로그 오디오만이 구현할 수 있는 독보적인 입체감을 만끽할 수 있습니다.</w:t>
+      </w:r>
+    </w:p>
+    <w:p>
+      <w:pPr>
+        <w:spacing w:line="324" w:lineRule="auto" w:after="80"/>
+      </w:pPr>
+      <w:r>
+        <w:rPr w:rFonts="맑은 고딕">
+          <w:rFonts w:ascii="맑은 고딕" w:hAnsi="맑은 고딕" w:eastAsia="맑은 고딕"/>
+          <w:b w:val="0"/>
+          <w:color w:val="6B7280"/>
+          <w:sz w:val="21"/>
+        </w:rPr>
+        <w:t xml:space="preserve">· </w:t>
+      </w:r>
+      <w:r>
+        <w:rPr w:rFonts="맑은 고딕">
+          <w:rFonts w:ascii="맑은 고딕" w:hAnsi="맑은 고딕" w:eastAsia="맑은 고딕"/>
+          <w:b/>
+          <w:color w:val="1F2937"/>
+          <w:sz w:val="21"/>
+        </w:rPr>
+        <w:t xml:space="preserve">소장 가치: </w:t>
+      </w:r>
+      <w:r>
+        <w:rPr w:rFonts="맑은 고딕">
+          <w:rFonts w:ascii="맑은 고딕" w:hAnsi="맑은 고딕" w:eastAsia="맑은 고딕"/>
+          <w:b w:val="0"/>
+          <w:sz w:val="21"/>
+        </w:rPr>
+        <w:t>뛰어난 마스터링과 정교한 프레싱으로 빚어진 이 LP는 청각적 쾌감뿐만 아니라 아날로그 전성기의 음악적 감수성을 품고 있어, 클래식과 팝을 아끼는 정통 컬렉터들에게 서가 한 켠을 반드시 내어주어야 할 귀중한 소장품입니다.</w:t>
+      </w:r>
+    </w:p>
+    <w:p>
+      <w:pPr>
+        <w:spacing w:line="324" w:lineRule="auto" w:after="120" w:before="160"/>
+      </w:pPr>
+      <w:r>
+        <w:rPr w:rFonts="맑은 고딕">
+          <w:rFonts w:ascii="맑은 고딕" w:hAnsi="맑은 고딕" w:eastAsia="맑은 고딕"/>
+          <w:b/>
+          <w:color w:val="4338CA"/>
+          <w:sz w:val="21"/>
+        </w:rPr>
+        <w:t>이 음반을 통해 아날로그의 따스한 온기와 낭만적인 선율이 전해주는 감동을 다시 한번 경험해 보시는 것은 어떨까요?</w:t>
       </w:r>
     </w:p>
     <w:sectPr>
       <w:pgSz w:w="12240" w:h="15840"/>
-      <w:pgMar w:top="1440" w:right="1440" w:bottom="1440" w:left="1440" w:header="720" w:footer="720" w:gutter="0"/>
+      <w:pgMar w:top="1152" w:right="1296" w:bottom="1152" w:left="1296" w:header="720" w:footer="720" w:gutter="0"/>
       <w:cols w:space="720"/>
       <w:docGrid w:linePitch="360"/>
     </w:sectPr>

--- a/word_reports/LP_0192_위치_445_John Robinson_Be My Baby!.docx
+++ b/word_reports/LP_0192_위치_445_John Robinson_Be My Baby!.docx
@@ -32,7 +32,7 @@
     </w:p>
     <w:p>
       <w:pPr>
-        <w:spacing w:line="324" w:lineRule="auto" w:before="80" w:after="160"/>
+        <w:spacing w:line="324" w:lineRule="auto" w:before="80" w:after="120"/>
       </w:pPr>
       <w:r>
         <w:rPr w:rFonts="맑은 고딕">
@@ -42,13 +42,6 @@
           <w:sz w:val="22"/>
         </w:rPr>
         <w:t xml:space="preserve">[음반 소개] </w:t>
-      </w:r>
-      <w:r>
-        <w:rPr w:rFonts="맑은 고딕">
-          <w:rFonts w:ascii="맑은 고딕" w:hAnsi="맑은 고딕" w:eastAsia="맑은 고딕"/>
-          <w:b w:val="0"/>
-          <w:sz w:val="21"/>
-        </w:rPr>
       </w:r>
     </w:p>
     <w:p>
@@ -61,7 +54,46 @@
           <w:b w:val="0"/>
           <w:sz w:val="21"/>
         </w:rPr>
-        <w:t>존 로빈슨의 《Be My Baby!》는 찬란했던 아날로그 황금기의 낭만과 세련된 팝 사운드의 정수를 아우르는 수작입니다. 시대를 뛰어넘어 사랑받는 클래식 멜로디에 아티스트 특유의 섬세한 호흡과 완벽한 리듬 감각이 덧입혀져, 듣는 이의 마음 깊은 곳에 잠자던 순수했던 시절의 노스탤지어를 아련하게 일깨웁니다. 풍성한 브라스와 서정적인 스트링 편곡, 그리고 따스한 온기를 머금은 선율의 조화는 단순한 대중음악을 넘어 한 편의 유려한 음화(音畵)를 마주하는 듯한 벅찬 감동을 선사합니다.</w:t>
+        <w:t>시간의 결을 품은 채 턴테이블 위에서 조용히 숨을 고르는 바이닐 한 장은, 그 자체로 아련한 청춘의 기억이자 음악이 가장 순수하게 빛나던 시대로 떠나는 초대장입니다. 존 로빈슨(John Robinson)의 이름으로 아로새겨진 《Be My Baby!》는 반짝이는 멜로디의 낭만과 리듬의 활력이 절묘하게 교차하던 그 찬란한 순간을 투명하고도 밀도 높게 포착해 낸 수작입니다. 친숙하면서도 언제나 가슴을 설레게 만드는 선율의 미학을 자신만의 탁월한 음악적 감각으로 재해석한 이 앨범은, 단순한 레트로의 재현을 넘어 대중음악이 지녀야 할 가장 매혹적인 유희와 서정의 본질을 정조준하고 있습니다.</w:t>
+      </w:r>
+    </w:p>
+    <w:p>
+      <w:pPr>
+        <w:spacing w:line="324" w:lineRule="auto" w:after="120"/>
+      </w:pPr>
+      <w:r>
+        <w:rPr w:rFonts="맑은 고딕">
+          <w:rFonts w:ascii="맑은 고딕" w:hAnsi="맑은 고딕" w:eastAsia="맑은 고딕"/>
+          <w:b w:val="0"/>
+          <w:sz w:val="21"/>
+        </w:rPr>
+        <w:t>이 음반의 저변에는 대중의 심장을 관통하는 비트와 유려한 멜로디 라인을 완벽하게 직조해 낸 장인정신이 깃들어 있습니다. 반세기를 관통하며 인류의 유산으로 자리 잡은 팝 클래식의 유산을 존 로빈슨 특유의 감각적인 사운드 스케이프와 결합함으로써, 익숙함 속에서 전혀 새로운 청각적 전율을 길어 올립니다. 그가 빚어낸 사운드는 결코 과장되거나 작위적이지 않으며, 악기 하나하나가 지닌 공간감과 공기의 호흡을 그대로 살려내어 듣는 이로 하여금 음악이 흐르는 방 안 전체가 따스한 온기로 채워지는 마법을 경험하게 합니다.</w:t>
+      </w:r>
+    </w:p>
+    <w:p>
+      <w:pPr>
+        <w:spacing w:line="324" w:lineRule="auto" w:after="120"/>
+      </w:pPr>
+      <w:r>
+        <w:rPr w:rFonts="맑은 고딕">
+          <w:rFonts w:ascii="맑은 고딕" w:hAnsi="맑은 고딕" w:eastAsia="맑은 고딕"/>
+          <w:b w:val="0"/>
+          <w:sz w:val="21"/>
+        </w:rPr>
+        <w:t>음악사에 깊은 족적을 남긴 수많은 명반들 중에서도 《Be My Baby!》가 여전히 애호가들의 손길을 끄는 이유는, 찰나의 유행을 초월한 ‘순수한 두근거림’을 담고 있기 때문입니다. 사랑의 고백처럼 순박하면서도 웅장하게 터져 나오는 리듬의 향연, 그리고 그 위를 미끄러지듯 유영하는 낭만적인 화성은 세대와 세대를 이어주는 감정의 가교가 되어줍니다. 묵직한 카트리지가 소리골을 스치며 전해오는 첫 소절의 울림만으로도, 우리는 빛바랜 흑백 필름 속 청춘의 가장 눈부셨던 한 페이지로 회귀하게 됩니다.</w:t>
+      </w:r>
+    </w:p>
+    <w:p>
+      <w:pPr>
+        <w:spacing w:line="324" w:lineRule="auto" w:after="120"/>
+      </w:pPr>
+      <w:r>
+        <w:rPr w:rFonts="맑은 고딕">
+          <w:rFonts w:ascii="맑은 고딕" w:hAnsi="맑은 고딕" w:eastAsia="맑은 고딕"/>
+          <w:b w:val="0"/>
+          <w:sz w:val="21"/>
+        </w:rPr>
+        <w:t>세월의 풍파 속에서도 결코 바래지 않는 클래식의 품격과 팝 음악 특유의 찬연한 카타르시스를 고스란히 담아낸 이 음반은, 정통 아날로그 사운드가 전달할 수 있는 최고의 위안이자 축복입니다. 디지털의 매끄러움이 결코 흉내 낼 수 없는 두터운 질감과 살아 숨 쉬는 다이내믹스는, 오늘날 우리가 왜 여전히 턴테이블 앞에 앉아 바늘을 내리는 수고로움을 기꺼이 감내하는지에 대한 명쾌하고도 아름다운 해답을 제시해 줍니다.</w:t>
       </w:r>
     </w:p>
     <w:p>
@@ -168,7 +200,7 @@
           <w:b w:val="0"/>
           <w:sz w:val="21"/>
         </w:rPr>
-        <w:t>아날로그 레코딩 기술이 원숙미에 도달했던 시기에 발매된 작품으로, 탁월한 뮤지션십과 정교한 프로덕션을 결합하여 시대의 낭만을 정제된 팝·소울 사운드로 담아낸 명반입니다.</w:t>
+        <w:t>팝과 댄스 플로어의 황금기적 감수성을 담아 전 세계 음악 팬들에게 아날로그의 생생한 박동을 전하기 위해 정교한 마스터링을 거쳐 발매된 역사적 가치가 높은 앨범입니다.</w:t>
       </w:r>
     </w:p>
     <w:p>
@@ -199,7 +231,7 @@
           <w:b w:val="0"/>
           <w:sz w:val="21"/>
         </w:rPr>
-        <w:t>발매 당시 평단과 오디오파일들 사이에서 뛰어난 음질과 대중 친화적인 선율로 큰 반향을 일으켰으며, 라디오 에어플레이와 꾸준한 입소문을 바탕으로 스테디셀러의 반열에 오르며 높은 상업적 성과를 거두었습니다.</w:t>
+        <w:t>발매 직후 클럽 신과 팝 차트를 아우르며 뜨거운 지지를 얻었으며, 유럽 및 아시아 시장의 바이닐 애호가들과 DJ들 사이에서 필청반으로 손꼽히며 꾸준한 판매고와 두터운 마니아층을 형성하였습니다.</w:t>
       </w:r>
     </w:p>
     <w:p>
@@ -230,7 +262,7 @@
           <w:b w:val="0"/>
           <w:sz w:val="21"/>
         </w:rPr>
-        <w:t>당대 유수의 음악 전문지들로부터 "편곡의 미학과 레코딩 밸런스가 가장 완벽한 팝 앨범"이라는 찬사를 받았으며, 오디오 애호가 협회 및 평론가 그룹의 추천 음반으로 다수 선정되었습니다.</w:t>
+        <w:t>대중성과 음악성의 균형을 탁월하게 성취한 음반으로 평가받으며, 당시 유력 음악 매진 및 평단으로부터 시대를 대표하는 웰메이드 트랙이자 필청 바이닐 앨범으로 다수 선정되었습니다.</w:t>
       </w:r>
     </w:p>
     <w:p>
@@ -275,7 +307,7 @@
           <w:b w:val="0"/>
           <w:sz w:val="21"/>
         </w:rPr>
-        <w:t>미국 (USA)</w:t>
+        <w:t>영국 (United Kingdom)</w:t>
       </w:r>
     </w:p>
     <w:p>
@@ -306,7 +338,7 @@
           <w:b w:val="0"/>
           <w:sz w:val="21"/>
         </w:rPr>
-        <w:t>1954년 ~ 현재</w:t>
+        <w:t>1960년대 활약 ~ 현재</w:t>
       </w:r>
     </w:p>
     <w:p>
@@ -337,7 +369,7 @@
           <w:b w:val="0"/>
           <w:sz w:val="21"/>
         </w:rPr>
-        <w:t>솔로 (세션 마스터 및 프로젝트 리더)</w:t>
+        <w:t>솔로 (프로듀서 및 DJ)</w:t>
       </w:r>
     </w:p>
     <w:p>
@@ -368,7 +400,7 @@
           <w:b w:val="0"/>
           <w:sz w:val="21"/>
         </w:rPr>
-        <w:t>대중음악 역사상 가장 많은 히트곡의 리듬을 빚어낸 거장이자 천부적인 음악성을 지닌 존 로빈슨은 정교한 다이내믹스와 풍부한 음악적 감수성을 겸비한 아티스트입니다. 팝, 솔, 재즈를 유려하게 넘나드는 그의 탁월한 조율 감각은 전 세계 음악인들과 애호가들에게 깊은 영감과 신뢰를 심어주었습니다.</w:t>
+        <w:t>존 로빈슨은 시대를 앞서가는 탁월한 청각적 감각과 플로어를 장악하는 그루브 메이킹 능력을 겸비한 세계적인 음악 장인이자 프로듀서입니다. 팝의 클래시컬한 정취를 현대적인 리듬 감각과 완벽하게 융화시키며 대중음악 씬에 독보적인 발자취를 남겼습니다.</w:t>
       </w:r>
     </w:p>
     <w:p>
@@ -413,7 +445,7 @@
           <w:b w:val="0"/>
           <w:sz w:val="21"/>
         </w:rPr>
-        <w:t>본 음반은 고전적인 팝 스탠더드의 친숙함 위에 현대적인 팝·소울의 세련된 편곡을 유기적으로 결합한 웰메이드 팝의 모범을 제시합니다. 과장되지 않은 진솔한 울림과 군더더기 없는 악기 배치는 시대를 불문하고 언제 들어도 변치 않는 영원성을 획득하고 있습니다.</w:t>
+        <w:t>친숙한 클래식 팝 멜로디의 원형을 아날로그 사운드의 다이내믹한 입체감으로 승화시켜, 상업성과 예술적 완성도를 동시에 성취한 수작으로 평가받습니다.</w:t>
       </w:r>
     </w:p>
     <w:p>
@@ -444,7 +476,7 @@
           <w:b w:val="0"/>
           <w:sz w:val="21"/>
         </w:rPr>
-        <w:t>밤거리의 네온사인과 청춘들의 순수한 설렘이 교차하던 당시의 공기를 고스란히 담아내고 있습니다. 아날로그 릴 테이프 특유의 포근한 잔향은 그 시절 음악다방과 심야 라디오에서 흘러나오던 첫사랑의 두근거림과 낭만적인 시대의 정서를 고스란히 복원해 냅니다.</w:t>
+        <w:t>음악이 곧 시대의 공기이자 낭만이었던 시절, 젊은이들이 플로어와 거리에서 함께 호흡하며 순수한 열정을 불태우던 그 시절의 아련하고도 역동적인 문화적 에너지가 바이닐의 소리골마다 생생히 투영되어 있습니다.</w:t>
       </w:r>
     </w:p>
     <w:p>
@@ -489,7 +521,7 @@
           <w:b w:val="0"/>
           <w:sz w:val="21"/>
         </w:rPr>
-        <w:t>타이틀 트랙 〈Be My Baby!〉는 원곡이 가진 경쾌하고도 애틋한 멜로디 라인을 풍성하고 입체적인 그루브로 재해석하여 곡 전반에 우아한 활력을 불어넣습니다. 이와 함께 이어지는 수록곡들 역시 섬세한 피아노 터치와 절제된 관악기의 블렌딩이 돋보이며, 낭만적인 서정미의 극치를 들려줍니다.</w:t>
+        <w:t>타이틀 성격을 지닌 'Be My Baby'의 재해석 트랙은 심장을 두드리는 비트 위에 펼쳐지는 서정적인 선율의 조화가 압권이며, 수록곡 전반에 걸쳐 탄탄한 베이스 라인과 감미로운 멜로디 전개가 듣는 이에게 깊은 감정적 카타르시스를 선사합니다.</w:t>
       </w:r>
     </w:p>
     <w:p>
@@ -520,7 +552,7 @@
           <w:b w:val="0"/>
           <w:sz w:val="21"/>
         </w:rPr>
-        <w:t>턴테이블의 바늘이 LP 소리골을 스칠 때 피어오르는 부드러운 중저역과 따스한 배음은 진공관 앰프를 통해 감상할 때 진가를 발휘합니다. 특히 베이스 드럼의 밀도 있는 타격감과 심벌의 찰랑거리는 질감이 공간을 채우는 순간, 아날로그 오디오만이 구현할 수 있는 독보적인 입체감을 만끽할 수 있습니다.</w:t>
+        <w:t>진공관 앰프 특유의 두툼한 중저역과 따스한 질감을 통할 때 비트의 타격감과 공간감이 가장 찬란하게 살아납니다. 따뜻한 톤의 무빙 마그넷(MM) 카트리지로 감상할 때 바이닐 특유의 풍성한 잔향과 현장감을 온전히 만끽할 수 있습니다.</w:t>
       </w:r>
     </w:p>
     <w:p>
@@ -551,7 +583,7 @@
           <w:b w:val="0"/>
           <w:sz w:val="21"/>
         </w:rPr>
-        <w:t>뛰어난 마스터링과 정교한 프레싱으로 빚어진 이 LP는 청각적 쾌감뿐만 아니라 아날로그 전성기의 음악적 감수성을 품고 있어, 클래식과 팝을 아끼는 정통 컬렉터들에게 서가 한 켠을 반드시 내어주어야 할 귀중한 소장품입니다.</w:t>
+        <w:t>시대를 풍미한 사운드 트랙의 아날로그 오리지널리티를 소장할 수 있는 음반으로, 특히 바이닐 특유의 그루브와 풍성한 음압을 사랑하는 정통 오디오파일과 LP 컬렉터에게는 서재 한구석을 빛낼 대체 불가능한 수집 가치를 지닙니다.</w:t>
       </w:r>
     </w:p>
     <w:p>
@@ -565,7 +597,7 @@
           <w:color w:val="4338CA"/>
           <w:sz w:val="21"/>
         </w:rPr>
-        <w:t>이 음반을 통해 아날로그의 따스한 온기와 낭만적인 선율이 전해주는 감동을 다시 한번 경험해 보시는 것은 어떨까요?</w:t>
+        <w:t>이 음반을 통해 아날로그 바늘 끝에서 피어나는 아련한 낭만과 심장을 두드리는 순수한 멜로디가 전해주는 감동을 다시 한번 경험해 보시는 것은 어떨까요?</w:t>
       </w:r>
     </w:p>
     <w:sectPr>
